--- a/Ganesh-Resume.docx
+++ b/Ganesh-Resume.docx
@@ -3248,7 +3248,7 @@
           <w:sz w:val="24"/>
           <w:szCs w:val="24"/>
         </w:rPr>
-        <w:t>Secure Delivery for Cloud Native Java Backend Developers | Security Innovation by Mindtree | May 19, 2022</w:t>
+        <w:t>Secure Delivery for Cloud Native Java Backend Developers | Security Innovation by Mindtree |</w:t>
       </w:r>
     </w:p>
     <w:p>
@@ -3284,7 +3284,7 @@
           <w:sz w:val="24"/>
           <w:szCs w:val="24"/>
         </w:rPr>
-        <w:t>Secure Delivery for Java Developers Learning Path | Security Innovation by Mindtree | May 18, 2022</w:t>
+        <w:t xml:space="preserve">Secure Delivery for Java Developers Learning Path | Security Innovation by Mindtree | </w:t>
       </w:r>
     </w:p>
     <w:p>

--- a/Ganesh-Resume.docx
+++ b/Ganesh-Resume.docx
@@ -118,7 +118,7 @@
             <w:sz w:val="24"/>
             <w:szCs w:val="24"/>
           </w:rPr>
-          <w:t>ganeshPasupuleti800@gmail.com</w:t>
+          <w:t>ganeshpasupuleti800@gmail.com</w:t>
         </w:r>
       </w:hyperlink>
       <w:r>
@@ -1175,21 +1175,31 @@
         </w:tabs>
         <w:spacing w:before="77"/>
         <w:ind w:left="116"/>
-        <w:rPr>
-          <w:bCs/>
-          <w:w w:val="105"/>
-          <w:sz w:val="24"/>
-          <w:szCs w:val="24"/>
-        </w:rPr>
-      </w:pPr>
-      <w:r>
-        <w:rPr>
-          <w:bCs/>
-          <w:w w:val="105"/>
-          <w:sz w:val="24"/>
-          <w:szCs w:val="24"/>
-        </w:rPr>
-        <w:t>Detail-oriented and passionate Java Developer with experience in Java, JavaScript, and related technologies. Strong understanding of object-oriented programming, software development life cycle, and database management. Adept at developing secure, scalable, and maintainable applications using Java 8+, Spring, SQL, and front-end frameworks such as Angular and React. Seeking an opportunity to contribute to innovative projects and grow as a full-stack developer.</w:t>
+        <w:jc w:val="both"/>
+        <w:rPr>
+          <w:bCs/>
+          <w:w w:val="105"/>
+          <w:sz w:val="24"/>
+          <w:szCs w:val="24"/>
+        </w:rPr>
+      </w:pPr>
+      <w:r>
+        <w:rPr>
+          <w:bCs/>
+          <w:w w:val="105"/>
+          <w:sz w:val="24"/>
+          <w:szCs w:val="24"/>
+        </w:rPr>
+        <w:t>Detail-oriented and passionate Java Developer with experience in Java, JavaScript, and related technologies. Strong understanding of object-oriented programming, software development life cycle, and database management. Adept at developing secure, scalable, and maintainable applications using Java 8+, Spring, SQL, and front-end frameworks such as Angular and React. Seeking an opportunity to contribute to innovative projects and grow as a full-stack developer</w:t>
+      </w:r>
+      <w:r>
+        <w:rPr>
+          <w:bCs/>
+          <w:w w:val="105"/>
+          <w:sz w:val="24"/>
+          <w:szCs w:val="24"/>
+        </w:rPr>
+        <w:t>.</w:t>
       </w:r>
     </w:p>
     <w:p>
@@ -1378,6 +1388,8 @@
         <w:rPr>
           <w:bCs/>
           <w:w w:val="105"/>
+          <w:sz w:val="24"/>
+          <w:szCs w:val="24"/>
         </w:rPr>
       </w:pPr>
       <w:r>
@@ -1396,23 +1408,7 @@
           <w:sz w:val="24"/>
           <w:szCs w:val="24"/>
         </w:rPr>
-        <w:t>Java</w:t>
-      </w:r>
-      <w:r>
-        <w:rPr>
-          <w:bCs/>
-          <w:w w:val="105"/>
-        </w:rPr>
-        <w:t xml:space="preserve"> (Java 8+), JavaScript</w:t>
-      </w:r>
-      <w:r>
-        <w:rPr>
-          <w:bCs/>
-          <w:w w:val="105"/>
-          <w:sz w:val="24"/>
-          <w:szCs w:val="24"/>
-        </w:rPr>
-        <w:t>++</w:t>
+        <w:t>Java (Java 8+), JavaScript</w:t>
       </w:r>
       <w:r>
         <w:rPr>
@@ -1444,16 +1440,10 @@
         <w:t>Frameworks &amp; Libraries</w:t>
       </w:r>
       <w:r>
-        <w:t xml:space="preserve">: Spring Boot, Microservices, REST APIs, </w:t>
-      </w:r>
-      <w:r>
-        <w:t>G</w:t>
-      </w:r>
-      <w:r>
-        <w:t>RPC</w:t>
-      </w:r>
-      <w:r>
-        <w:t>, React.js, Angular 2+, JEE</w:t>
+        <w:t>: Spring Boot, Microservices, REST APIs</w:t>
+      </w:r>
+      <w:r>
+        <w:t>.</w:t>
       </w:r>
     </w:p>
     <w:p>
@@ -1486,7 +1476,16 @@
           <w:sz w:val="24"/>
           <w:szCs w:val="24"/>
         </w:rPr>
-        <w:t>MySQL, PostgreSQL, MongoDB</w:t>
+        <w:t>MySQL, PostgreSQL</w:t>
+      </w:r>
+      <w:r>
+        <w:rPr>
+          <w:bCs/>
+          <w:w w:val="105"/>
+          <w:sz w:val="24"/>
+          <w:szCs w:val="24"/>
+        </w:rPr>
+        <w:t>.</w:t>
       </w:r>
     </w:p>
     <w:p>
@@ -1519,7 +1518,7 @@
           <w:sz w:val="24"/>
           <w:szCs w:val="24"/>
         </w:rPr>
-        <w:t>Docker, Kubernetes, Jenkins, Git, CI/CD</w:t>
+        <w:t>Docker, Git, CI/CD</w:t>
       </w:r>
     </w:p>
     <w:p>
@@ -1574,39 +1573,6 @@
       </w:r>
       <w:r>
         <w:t xml:space="preserve"> Git, GitHub</w:t>
-      </w:r>
-    </w:p>
-    <w:p>
-      <w:pPr>
-        <w:numPr>
-          <w:ilvl w:val="0"/>
-          <w:numId w:val="22"/>
-        </w:numPr>
-        <w:spacing w:before="80"/>
-        <w:rPr>
-          <w:b/>
-          <w:w w:val="105"/>
-          <w:sz w:val="24"/>
-          <w:szCs w:val="24"/>
-        </w:rPr>
-      </w:pPr>
-      <w:r>
-        <w:rPr>
-          <w:b/>
-          <w:w w:val="105"/>
-          <w:sz w:val="24"/>
-          <w:szCs w:val="24"/>
-        </w:rPr>
-        <w:t xml:space="preserve">Architecture &amp; Best Practices: </w:t>
-      </w:r>
-      <w:r>
-        <w:rPr>
-          <w:bCs/>
-          <w:w w:val="105"/>
-          <w:sz w:val="24"/>
-          <w:szCs w:val="24"/>
-        </w:rPr>
-        <w:t>Design Patterns, Scalability, Reliability, Security</w:t>
       </w:r>
     </w:p>
     <w:p>
@@ -1924,7 +1890,6 @@
           <w:szCs w:val="24"/>
         </w:rPr>
       </w:pPr>
-      <w:proofErr w:type="spellStart"/>
       <w:r>
         <w:rPr>
           <w:b/>
@@ -1936,7 +1901,6 @@
         </w:rPr>
         <w:t>LTIMindtree</w:t>
       </w:r>
-      <w:proofErr w:type="spellEnd"/>
       <w:r>
         <w:rPr>
           <w:b/>
@@ -1977,29 +1941,7 @@
           <w:sz w:val="24"/>
           <w:szCs w:val="24"/>
         </w:rPr>
-        <w:t>Java</w:t>
-      </w:r>
-      <w:r>
-        <w:rPr>
-          <w:b/>
-          <w:i/>
-          <w:spacing w:val="-13"/>
-          <w:w w:val="105"/>
-          <w:sz w:val="24"/>
-          <w:szCs w:val="24"/>
-        </w:rPr>
-        <w:t xml:space="preserve"> </w:t>
-      </w:r>
-      <w:r>
-        <w:rPr>
-          <w:b/>
-          <w:i/>
-          <w:spacing w:val="-1"/>
-          <w:w w:val="105"/>
-          <w:sz w:val="24"/>
-          <w:szCs w:val="24"/>
-        </w:rPr>
-        <w:t>Developer</w:t>
+        <w:t>Software engineer</w:t>
       </w:r>
       <w:r>
         <w:rPr>
@@ -2108,7 +2050,16 @@
           <w:sz w:val="24"/>
           <w:szCs w:val="24"/>
         </w:rPr>
-        <w:t>2021</w:t>
+        <w:t>202</w:t>
+      </w:r>
+      <w:r>
+        <w:rPr>
+          <w:b/>
+          <w:w w:val="105"/>
+          <w:sz w:val="24"/>
+          <w:szCs w:val="24"/>
+        </w:rPr>
+        <w:t>0</w:t>
       </w:r>
       <w:r>
         <w:rPr>
@@ -2146,7 +2097,25 @@
           <w:sz w:val="24"/>
           <w:szCs w:val="24"/>
         </w:rPr>
-        <w:t>June 2023</w:t>
+        <w:t>Ju</w:t>
+      </w:r>
+      <w:r>
+        <w:rPr>
+          <w:b/>
+          <w:w w:val="105"/>
+          <w:sz w:val="24"/>
+          <w:szCs w:val="24"/>
+        </w:rPr>
+        <w:t>ly</w:t>
+      </w:r>
+      <w:r>
+        <w:rPr>
+          <w:b/>
+          <w:w w:val="105"/>
+          <w:sz w:val="24"/>
+          <w:szCs w:val="24"/>
+        </w:rPr>
+        <w:t xml:space="preserve"> 2023</w:t>
       </w:r>
     </w:p>
     <w:p>
@@ -2159,6 +2128,10 @@
           <w:tab w:val="left" w:pos="8526"/>
         </w:tabs>
         <w:spacing w:before="120"/>
+        <w:rPr>
+          <w:sz w:val="24"/>
+          <w:szCs w:val="24"/>
+        </w:rPr>
       </w:pPr>
       <w:r>
         <w:rPr>
@@ -2168,6 +2141,10 @@
         <w:t xml:space="preserve">  </w:t>
       </w:r>
       <w:r>
+        <w:rPr>
+          <w:sz w:val="24"/>
+          <w:szCs w:val="24"/>
+        </w:rPr>
         <w:t>Developed and maintained applications using Java 8+, Spring Boot, React.js, and Angular 2+.</w:t>
       </w:r>
     </w:p>
@@ -2411,18 +2388,16 @@
         <w:ind w:left="116"/>
         <w:rPr>
           <w:b/>
-          <w:w w:val="105"/>
-          <w:sz w:val="24"/>
-          <w:szCs w:val="24"/>
-        </w:rPr>
-      </w:pPr>
-      <w:r>
-        <w:rPr>
-          <w:w w:val="105"/>
-          <w:sz w:val="24"/>
-          <w:szCs w:val="24"/>
-        </w:rPr>
-        <w:lastRenderedPageBreak/>
+          <w:sz w:val="24"/>
+          <w:szCs w:val="24"/>
+        </w:rPr>
+      </w:pPr>
+      <w:r>
+        <w:rPr>
+          <w:w w:val="105"/>
+          <w:sz w:val="24"/>
+          <w:szCs w:val="24"/>
+        </w:rPr>
         <w:t xml:space="preserve">                                                               </w:t>
       </w:r>
       <w:r>
@@ -2436,11 +2411,13 @@
     </w:p>
     <w:p>
       <w:pPr>
-        <w:rPr>
-          <w:b/>
-          <w:i/>
-          <w:spacing w:val="-1"/>
-          <w:w w:val="105"/>
+        <w:tabs>
+          <w:tab w:val="left" w:pos="10201"/>
+        </w:tabs>
+        <w:spacing w:before="77"/>
+        <w:ind w:left="116"/>
+        <w:rPr>
+          <w:b/>
           <w:sz w:val="24"/>
           <w:szCs w:val="24"/>
         </w:rPr>
@@ -2448,343 +2425,911 @@
     </w:p>
     <w:p>
       <w:pPr>
-        <w:rPr>
-          <w:b/>
-          <w:i/>
-          <w:spacing w:val="-1"/>
-          <w:w w:val="105"/>
-          <w:sz w:val="24"/>
-          <w:szCs w:val="24"/>
-        </w:rPr>
-      </w:pPr>
+        <w:tabs>
+          <w:tab w:val="left" w:pos="10201"/>
+        </w:tabs>
+        <w:spacing w:before="77"/>
+        <w:ind w:left="116"/>
+        <w:rPr>
+          <w:b/>
+          <w:sz w:val="24"/>
+          <w:szCs w:val="24"/>
+        </w:rPr>
+      </w:pPr>
+      <w:r>
+        <w:rPr>
+          <w:b/>
+          <w:bCs/>
+          <w:sz w:val="24"/>
+          <w:szCs w:val="24"/>
+        </w:rPr>
+        <w:t xml:space="preserve">Client: Delta Air Lines | </w:t>
+      </w:r>
+      <w:r>
+        <w:rPr>
+          <w:b/>
+          <w:bCs/>
+          <w:sz w:val="24"/>
+          <w:szCs w:val="24"/>
+        </w:rPr>
+        <w:t>Decemb</w:t>
+      </w:r>
+      <w:r>
+        <w:rPr>
+          <w:b/>
+          <w:bCs/>
+          <w:sz w:val="24"/>
+          <w:szCs w:val="24"/>
+        </w:rPr>
+        <w:t>er</w:t>
+      </w:r>
+      <w:r>
+        <w:rPr>
+          <w:b/>
+          <w:bCs/>
+          <w:sz w:val="24"/>
+          <w:szCs w:val="24"/>
+        </w:rPr>
+        <w:t xml:space="preserve"> 20</w:t>
+      </w:r>
+      <w:r>
+        <w:rPr>
+          <w:b/>
+          <w:bCs/>
+          <w:sz w:val="24"/>
+          <w:szCs w:val="24"/>
+        </w:rPr>
+        <w:t>20</w:t>
+      </w:r>
+      <w:r>
+        <w:rPr>
+          <w:b/>
+          <w:bCs/>
+          <w:sz w:val="24"/>
+          <w:szCs w:val="24"/>
+        </w:rPr>
+        <w:t xml:space="preserve"> – </w:t>
+      </w:r>
+      <w:r>
+        <w:rPr>
+          <w:b/>
+          <w:bCs/>
+          <w:sz w:val="24"/>
+          <w:szCs w:val="24"/>
+        </w:rPr>
+        <w:t>October</w:t>
+      </w:r>
+      <w:r>
+        <w:rPr>
+          <w:b/>
+          <w:bCs/>
+          <w:sz w:val="24"/>
+          <w:szCs w:val="24"/>
+        </w:rPr>
+        <w:t xml:space="preserve"> </w:t>
+      </w:r>
+      <w:r>
+        <w:rPr>
+          <w:b/>
+          <w:bCs/>
+          <w:sz w:val="24"/>
+          <w:szCs w:val="24"/>
+        </w:rPr>
+        <w:t>202</w:t>
+      </w:r>
+      <w:r>
+        <w:rPr>
+          <w:b/>
+          <w:bCs/>
+          <w:sz w:val="24"/>
+          <w:szCs w:val="24"/>
+        </w:rPr>
+        <w:t>1</w:t>
+      </w:r>
     </w:p>
     <w:p>
       <w:pPr>
-        <w:rPr>
-          <w:b/>
-          <w:bCs/>
-          <w:sz w:val="24"/>
-          <w:szCs w:val="24"/>
-        </w:rPr>
-      </w:pPr>
-      <w:r>
-        <w:rPr>
-          <w:b/>
-          <w:i/>
-          <w:spacing w:val="-1"/>
-          <w:w w:val="105"/>
-          <w:sz w:val="24"/>
-          <w:szCs w:val="24"/>
-        </w:rPr>
-        <w:t>Client: Sabre</w:t>
-      </w:r>
-      <w:r>
-        <w:rPr>
-          <w:b/>
-          <w:i/>
-          <w:spacing w:val="-14"/>
-          <w:w w:val="105"/>
-          <w:sz w:val="24"/>
-          <w:szCs w:val="24"/>
-        </w:rPr>
-        <w:t xml:space="preserve"> </w:t>
-      </w:r>
-      <w:r>
-        <w:rPr>
-          <w:b/>
-          <w:spacing w:val="-1"/>
-          <w:w w:val="105"/>
-          <w:sz w:val="24"/>
-          <w:szCs w:val="24"/>
-        </w:rPr>
-        <w:t>|</w:t>
-      </w:r>
-      <w:r>
-        <w:rPr>
-          <w:b/>
-          <w:i/>
-          <w:spacing w:val="-13"/>
-          <w:w w:val="105"/>
-          <w:sz w:val="24"/>
-          <w:szCs w:val="24"/>
-        </w:rPr>
-        <w:t xml:space="preserve"> October 2021-2023</w:t>
-      </w:r>
-      <w:r>
-        <w:rPr>
-          <w:b/>
-          <w:bCs/>
-          <w:sz w:val="24"/>
-          <w:szCs w:val="24"/>
-        </w:rPr>
-        <w:br/>
+        <w:numPr>
+          <w:ilvl w:val="0"/>
+          <w:numId w:val="27"/>
+        </w:numPr>
+        <w:tabs>
+          <w:tab w:val="left" w:pos="10201"/>
+        </w:tabs>
+        <w:spacing w:before="77"/>
+        <w:rPr>
+          <w:bCs/>
+          <w:sz w:val="24"/>
+          <w:szCs w:val="24"/>
+        </w:rPr>
+      </w:pPr>
+      <w:r>
+        <w:rPr>
+          <w:bCs/>
+          <w:sz w:val="24"/>
+          <w:szCs w:val="24"/>
+        </w:rPr>
+        <w:t>Developed enterprise-grade applications using Java, Spring Boot, and Hibernate, resulting in improved transactional performance and reliability.</w:t>
       </w:r>
     </w:p>
     <w:p>
       <w:pPr>
         <w:numPr>
           <w:ilvl w:val="0"/>
-          <w:numId w:val="25"/>
+          <w:numId w:val="27"/>
         </w:numPr>
         <w:tabs>
-          <w:tab w:val="left" w:pos="895"/>
-          <w:tab w:val="left" w:pos="896"/>
-        </w:tabs>
-        <w:rPr>
-          <w:sz w:val="24"/>
-          <w:szCs w:val="24"/>
-        </w:rPr>
-      </w:pPr>
-      <w:r>
-        <w:rPr>
-          <w:sz w:val="24"/>
-          <w:szCs w:val="24"/>
-        </w:rPr>
-        <w:t>Developed and maintained microservices using Java and Spring Boot, enhancing system scalability and efficiency.</w:t>
+          <w:tab w:val="left" w:pos="10201"/>
+        </w:tabs>
+        <w:spacing w:before="77"/>
+        <w:rPr>
+          <w:bCs/>
+          <w:sz w:val="24"/>
+          <w:szCs w:val="24"/>
+        </w:rPr>
+      </w:pPr>
+      <w:r>
+        <w:rPr>
+          <w:bCs/>
+          <w:sz w:val="24"/>
+          <w:szCs w:val="24"/>
+        </w:rPr>
+        <w:t>Designed scalable RESTful APIs for internal and third-party integrations, improving interoperability across platforms.</w:t>
       </w:r>
     </w:p>
     <w:p>
       <w:pPr>
         <w:numPr>
           <w:ilvl w:val="0"/>
-          <w:numId w:val="25"/>
+          <w:numId w:val="27"/>
         </w:numPr>
         <w:tabs>
-          <w:tab w:val="left" w:pos="895"/>
-          <w:tab w:val="left" w:pos="896"/>
-        </w:tabs>
-        <w:rPr>
-          <w:sz w:val="24"/>
-          <w:szCs w:val="24"/>
-        </w:rPr>
-      </w:pPr>
-      <w:r>
-        <w:rPr>
-          <w:sz w:val="24"/>
-          <w:szCs w:val="24"/>
-        </w:rPr>
-        <w:t>Designed and implemented RESTful APIs, improving communication between distributed services.</w:t>
+          <w:tab w:val="left" w:pos="10201"/>
+        </w:tabs>
+        <w:spacing w:before="77"/>
+        <w:rPr>
+          <w:bCs/>
+          <w:sz w:val="24"/>
+          <w:szCs w:val="24"/>
+        </w:rPr>
+      </w:pPr>
+      <w:r>
+        <w:rPr>
+          <w:bCs/>
+          <w:sz w:val="24"/>
+          <w:szCs w:val="24"/>
+        </w:rPr>
+        <w:t>Implemented robust authentication and authorization using Spring Security and JWT.</w:t>
       </w:r>
     </w:p>
     <w:p>
       <w:pPr>
         <w:numPr>
           <w:ilvl w:val="0"/>
-          <w:numId w:val="25"/>
+          <w:numId w:val="27"/>
         </w:numPr>
         <w:tabs>
-          <w:tab w:val="left" w:pos="895"/>
-          <w:tab w:val="left" w:pos="896"/>
-        </w:tabs>
-        <w:rPr>
-          <w:sz w:val="24"/>
-          <w:szCs w:val="24"/>
-        </w:rPr>
-      </w:pPr>
-      <w:r>
-        <w:rPr>
-          <w:sz w:val="24"/>
-          <w:szCs w:val="24"/>
-        </w:rPr>
-        <w:t>Built pipelines in Azure DevOps using YAML files and maintained release and build pipelines.</w:t>
+          <w:tab w:val="left" w:pos="10201"/>
+        </w:tabs>
+        <w:spacing w:before="77"/>
+        <w:rPr>
+          <w:bCs/>
+          <w:sz w:val="24"/>
+          <w:szCs w:val="24"/>
+        </w:rPr>
+      </w:pPr>
+      <w:r>
+        <w:rPr>
+          <w:bCs/>
+          <w:sz w:val="24"/>
+          <w:szCs w:val="24"/>
+        </w:rPr>
+        <w:t>Collaborated with DevOps teams to configure CI/CD pipelines using Jenkins and GitHub Actions.</w:t>
       </w:r>
     </w:p>
     <w:p>
       <w:pPr>
         <w:numPr>
           <w:ilvl w:val="0"/>
-          <w:numId w:val="25"/>
+          <w:numId w:val="27"/>
         </w:numPr>
         <w:tabs>
-          <w:tab w:val="left" w:pos="895"/>
-          <w:tab w:val="left" w:pos="896"/>
-        </w:tabs>
-        <w:rPr>
-          <w:sz w:val="24"/>
-          <w:szCs w:val="24"/>
-        </w:rPr>
-      </w:pPr>
-      <w:r>
-        <w:rPr>
-          <w:sz w:val="24"/>
-          <w:szCs w:val="24"/>
-        </w:rPr>
-        <w:t>Integrated automated testing and CI/CD pipelines to streamline deployment processes.</w:t>
+          <w:tab w:val="left" w:pos="10201"/>
+        </w:tabs>
+        <w:spacing w:before="77"/>
+        <w:rPr>
+          <w:bCs/>
+          <w:sz w:val="24"/>
+          <w:szCs w:val="24"/>
+        </w:rPr>
+      </w:pPr>
+      <w:r>
+        <w:rPr>
+          <w:bCs/>
+          <w:sz w:val="24"/>
+          <w:szCs w:val="24"/>
+        </w:rPr>
+        <w:t>Conducted unit testing with JUnit and Mockito, achieving over 85% test coverage.</w:t>
       </w:r>
     </w:p>
     <w:p>
       <w:pPr>
         <w:numPr>
           <w:ilvl w:val="0"/>
-          <w:numId w:val="25"/>
+          <w:numId w:val="27"/>
         </w:numPr>
         <w:tabs>
-          <w:tab w:val="left" w:pos="895"/>
-          <w:tab w:val="left" w:pos="896"/>
-        </w:tabs>
-        <w:rPr>
-          <w:sz w:val="24"/>
-          <w:szCs w:val="24"/>
-        </w:rPr>
-      </w:pPr>
-      <w:r>
-        <w:rPr>
-          <w:sz w:val="24"/>
-          <w:szCs w:val="24"/>
-        </w:rPr>
-        <w:t>Provided production support by analyzing real-time logs in Azure DevOps.</w:t>
+          <w:tab w:val="left" w:pos="10201"/>
+        </w:tabs>
+        <w:spacing w:before="77"/>
+        <w:rPr>
+          <w:bCs/>
+          <w:sz w:val="24"/>
+          <w:szCs w:val="24"/>
+        </w:rPr>
+      </w:pPr>
+      <w:r>
+        <w:rPr>
+          <w:bCs/>
+          <w:sz w:val="24"/>
+          <w:szCs w:val="24"/>
+        </w:rPr>
+        <w:t>Diagnosed and resolved production issues by monitoring logs and using tools like Splunk and Azure Monitor.</w:t>
       </w:r>
     </w:p>
     <w:p>
       <w:pPr>
         <w:numPr>
           <w:ilvl w:val="0"/>
-          <w:numId w:val="25"/>
+          <w:numId w:val="27"/>
         </w:numPr>
         <w:tabs>
-          <w:tab w:val="left" w:pos="895"/>
-          <w:tab w:val="left" w:pos="896"/>
-        </w:tabs>
-        <w:rPr>
-          <w:sz w:val="24"/>
-          <w:szCs w:val="24"/>
-        </w:rPr>
-      </w:pPr>
-      <w:r>
-        <w:rPr>
-          <w:sz w:val="24"/>
-          <w:szCs w:val="24"/>
-        </w:rPr>
-        <w:t>Designed and implemented complete modules for application requirements.</w:t>
+          <w:tab w:val="left" w:pos="10201"/>
+        </w:tabs>
+        <w:spacing w:before="77"/>
+        <w:rPr>
+          <w:bCs/>
+          <w:sz w:val="24"/>
+          <w:szCs w:val="24"/>
+        </w:rPr>
+      </w:pPr>
+      <w:r>
+        <w:rPr>
+          <w:bCs/>
+          <w:sz w:val="24"/>
+          <w:szCs w:val="24"/>
+        </w:rPr>
+        <w:t>Designed and implemented caching mechanisms using Redis to reduce latency and database load.</w:t>
       </w:r>
     </w:p>
     <w:p>
       <w:pPr>
         <w:numPr>
           <w:ilvl w:val="0"/>
-          <w:numId w:val="25"/>
+          <w:numId w:val="27"/>
         </w:numPr>
         <w:tabs>
-          <w:tab w:val="left" w:pos="895"/>
-          <w:tab w:val="left" w:pos="896"/>
-        </w:tabs>
-        <w:rPr>
-          <w:sz w:val="24"/>
-          <w:szCs w:val="24"/>
-        </w:rPr>
-      </w:pPr>
-      <w:r>
-        <w:rPr>
-          <w:sz w:val="24"/>
-          <w:szCs w:val="24"/>
-        </w:rPr>
-        <w:t>Managed and optimized key-value storage systems to improve model inference speed and scalability.</w:t>
+          <w:tab w:val="left" w:pos="10201"/>
+        </w:tabs>
+        <w:spacing w:before="77"/>
+        <w:rPr>
+          <w:bCs/>
+          <w:sz w:val="24"/>
+          <w:szCs w:val="24"/>
+        </w:rPr>
+      </w:pPr>
+      <w:r>
+        <w:rPr>
+          <w:bCs/>
+          <w:sz w:val="24"/>
+          <w:szCs w:val="24"/>
+        </w:rPr>
+        <w:t>Led migration of legacy modules to microservices architecture, improving maintainability and deployment cycles.</w:t>
       </w:r>
     </w:p>
     <w:p>
       <w:pPr>
         <w:numPr>
           <w:ilvl w:val="0"/>
-          <w:numId w:val="25"/>
+          <w:numId w:val="27"/>
         </w:numPr>
         <w:tabs>
-          <w:tab w:val="left" w:pos="895"/>
-          <w:tab w:val="left" w:pos="896"/>
-        </w:tabs>
-        <w:rPr>
-          <w:sz w:val="24"/>
-          <w:szCs w:val="24"/>
-        </w:rPr>
-      </w:pPr>
-      <w:r>
-        <w:rPr>
-          <w:sz w:val="24"/>
-          <w:szCs w:val="24"/>
-        </w:rPr>
-        <w:t>Built, tested, and maintained shared infrastructure for Generative AI-based features.</w:t>
+          <w:tab w:val="left" w:pos="10201"/>
+        </w:tabs>
+        <w:spacing w:before="77"/>
+        <w:rPr>
+          <w:bCs/>
+          <w:sz w:val="24"/>
+          <w:szCs w:val="24"/>
+        </w:rPr>
+      </w:pPr>
+      <w:r>
+        <w:rPr>
+          <w:bCs/>
+          <w:sz w:val="24"/>
+          <w:szCs w:val="24"/>
+        </w:rPr>
+        <w:t>Mentored junior developers in Java best practices and clean code principles.</w:t>
       </w:r>
     </w:p>
     <w:p>
       <w:pPr>
         <w:numPr>
           <w:ilvl w:val="0"/>
-          <w:numId w:val="25"/>
+          <w:numId w:val="27"/>
         </w:numPr>
         <w:tabs>
-          <w:tab w:val="left" w:pos="895"/>
-          <w:tab w:val="left" w:pos="896"/>
-        </w:tabs>
-        <w:rPr>
-          <w:sz w:val="24"/>
-          <w:szCs w:val="24"/>
-        </w:rPr>
-      </w:pPr>
-      <w:r>
-        <w:rPr>
-          <w:sz w:val="24"/>
-          <w:szCs w:val="24"/>
-        </w:rPr>
-        <w:t>Prototyped and iterated on new features using Generative AI technologies.</w:t>
+          <w:tab w:val="left" w:pos="10201"/>
+        </w:tabs>
+        <w:spacing w:before="77"/>
+        <w:rPr>
+          <w:bCs/>
+          <w:sz w:val="24"/>
+          <w:szCs w:val="24"/>
+        </w:rPr>
+      </w:pPr>
+      <w:r>
+        <w:rPr>
+          <w:bCs/>
+          <w:sz w:val="24"/>
+          <w:szCs w:val="24"/>
+        </w:rPr>
+        <w:t>Actively participated in Agile ceremonies and worked closely with product owners to gather requirements and refine user stories.</w:t>
+      </w:r>
+      <w:r>
+        <w:rPr>
+          <w:b/>
+          <w:bCs/>
+          <w:sz w:val="24"/>
+          <w:szCs w:val="24"/>
+        </w:rPr>
+        <w:t xml:space="preserve"> </w:t>
       </w:r>
     </w:p>
     <w:p>
       <w:pPr>
+        <w:tabs>
+          <w:tab w:val="left" w:pos="10201"/>
+        </w:tabs>
+        <w:spacing w:before="77"/>
+        <w:ind w:left="360"/>
+        <w:rPr>
+          <w:bCs/>
+          <w:sz w:val="24"/>
+          <w:szCs w:val="24"/>
+        </w:rPr>
+      </w:pPr>
+    </w:p>
+    <w:p>
+      <w:pPr>
+        <w:tabs>
+          <w:tab w:val="left" w:pos="10201"/>
+        </w:tabs>
+        <w:spacing w:before="77"/>
+        <w:rPr>
+          <w:bCs/>
+          <w:sz w:val="24"/>
+          <w:szCs w:val="24"/>
+        </w:rPr>
+      </w:pPr>
+      <w:r>
+        <w:rPr>
+          <w:b/>
+          <w:bCs/>
+          <w:sz w:val="24"/>
+          <w:szCs w:val="24"/>
+        </w:rPr>
+        <w:t>Client: Sabre</w:t>
+      </w:r>
+      <w:r>
+        <w:rPr>
+          <w:bCs/>
+          <w:sz w:val="24"/>
+          <w:szCs w:val="24"/>
+        </w:rPr>
+        <w:t xml:space="preserve"> | </w:t>
+      </w:r>
+      <w:r>
+        <w:rPr>
+          <w:b/>
+          <w:bCs/>
+          <w:sz w:val="24"/>
+          <w:szCs w:val="24"/>
+        </w:rPr>
+        <w:t xml:space="preserve">Duration: </w:t>
+      </w:r>
+      <w:r>
+        <w:rPr>
+          <w:b/>
+          <w:bCs/>
+          <w:sz w:val="24"/>
+          <w:szCs w:val="24"/>
+        </w:rPr>
+        <w:t>November</w:t>
+      </w:r>
+      <w:r>
+        <w:rPr>
+          <w:b/>
+          <w:bCs/>
+          <w:sz w:val="24"/>
+          <w:szCs w:val="24"/>
+        </w:rPr>
+        <w:t xml:space="preserve"> 202</w:t>
+      </w:r>
+      <w:r>
+        <w:rPr>
+          <w:b/>
+          <w:bCs/>
+          <w:sz w:val="24"/>
+          <w:szCs w:val="24"/>
+        </w:rPr>
+        <w:t>1</w:t>
+      </w:r>
+      <w:r>
+        <w:rPr>
+          <w:b/>
+          <w:bCs/>
+          <w:sz w:val="24"/>
+          <w:szCs w:val="24"/>
+        </w:rPr>
+        <w:t>– 2023</w:t>
+      </w:r>
+    </w:p>
+    <w:p>
+      <w:pPr>
         <w:numPr>
           <w:ilvl w:val="0"/>
-          <w:numId w:val="25"/>
+          <w:numId w:val="27"/>
         </w:numPr>
         <w:tabs>
-          <w:tab w:val="left" w:pos="895"/>
-          <w:tab w:val="left" w:pos="896"/>
-        </w:tabs>
-        <w:rPr>
-          <w:sz w:val="24"/>
-          <w:szCs w:val="24"/>
-        </w:rPr>
-      </w:pPr>
-      <w:r>
-        <w:rPr>
-          <w:sz w:val="24"/>
-          <w:szCs w:val="24"/>
-        </w:rPr>
-        <w:t>Reviewed code developed by other developers and provided feedback to ensure best practices (e.g., style guidelines, accuracy, testability, and efficiency).</w:t>
+          <w:tab w:val="left" w:pos="10201"/>
+        </w:tabs>
+        <w:spacing w:before="77"/>
+        <w:rPr>
+          <w:bCs/>
+          <w:sz w:val="24"/>
+          <w:szCs w:val="24"/>
+        </w:rPr>
+      </w:pPr>
+      <w:r>
+        <w:rPr>
+          <w:bCs/>
+          <w:sz w:val="24"/>
+          <w:szCs w:val="24"/>
+        </w:rPr>
+        <w:t xml:space="preserve">Developed and maintained scalable microservices using </w:t>
+      </w:r>
+      <w:r>
+        <w:rPr>
+          <w:b/>
+          <w:bCs/>
+          <w:sz w:val="24"/>
+          <w:szCs w:val="24"/>
+        </w:rPr>
+        <w:t>Java</w:t>
+      </w:r>
+      <w:r>
+        <w:rPr>
+          <w:bCs/>
+          <w:sz w:val="24"/>
+          <w:szCs w:val="24"/>
+        </w:rPr>
+        <w:t xml:space="preserve"> and </w:t>
+      </w:r>
+      <w:r>
+        <w:rPr>
+          <w:b/>
+          <w:bCs/>
+          <w:sz w:val="24"/>
+          <w:szCs w:val="24"/>
+        </w:rPr>
+        <w:t>Spring Boot</w:t>
+      </w:r>
+      <w:r>
+        <w:rPr>
+          <w:bCs/>
+          <w:sz w:val="24"/>
+          <w:szCs w:val="24"/>
+        </w:rPr>
+        <w:t>, significantly enhancing system performance and maintainability.</w:t>
       </w:r>
     </w:p>
     <w:p>
       <w:pPr>
         <w:numPr>
           <w:ilvl w:val="0"/>
-          <w:numId w:val="25"/>
+          <w:numId w:val="27"/>
         </w:numPr>
         <w:tabs>
-          <w:tab w:val="left" w:pos="895"/>
-          <w:tab w:val="left" w:pos="896"/>
-        </w:tabs>
-        <w:rPr>
-          <w:sz w:val="24"/>
-          <w:szCs w:val="24"/>
-        </w:rPr>
-      </w:pPr>
-      <w:r>
-        <w:rPr>
-          <w:sz w:val="24"/>
-          <w:szCs w:val="24"/>
-        </w:rPr>
-        <w:t>Contributed to existing documentation and adapted content based on product updates and user feedback.</w:t>
+          <w:tab w:val="left" w:pos="10201"/>
+        </w:tabs>
+        <w:spacing w:before="77"/>
+        <w:rPr>
+          <w:bCs/>
+          <w:sz w:val="24"/>
+          <w:szCs w:val="24"/>
+        </w:rPr>
+      </w:pPr>
+      <w:r>
+        <w:rPr>
+          <w:bCs/>
+          <w:sz w:val="24"/>
+          <w:szCs w:val="24"/>
+        </w:rPr>
+        <w:t xml:space="preserve">Designed and implemented robust </w:t>
+      </w:r>
+      <w:r>
+        <w:rPr>
+          <w:b/>
+          <w:bCs/>
+          <w:sz w:val="24"/>
+          <w:szCs w:val="24"/>
+        </w:rPr>
+        <w:t>RESTful APIs</w:t>
+      </w:r>
+      <w:r>
+        <w:rPr>
+          <w:bCs/>
+          <w:sz w:val="24"/>
+          <w:szCs w:val="24"/>
+        </w:rPr>
+        <w:t xml:space="preserve"> to enable seamless communication across distributed services.</w:t>
       </w:r>
     </w:p>
     <w:p>
       <w:pPr>
-        <w:tabs>
-          <w:tab w:val="left" w:pos="895"/>
-          <w:tab w:val="left" w:pos="896"/>
-        </w:tabs>
-        <w:rPr>
-          <w:b/>
-          <w:bCs/>
-          <w:sz w:val="28"/>
-          <w:szCs w:val="28"/>
-          <w:u w:val="single"/>
+        <w:numPr>
+          <w:ilvl w:val="0"/>
+          <w:numId w:val="27"/>
+        </w:numPr>
+        <w:tabs>
+          <w:tab w:val="left" w:pos="10201"/>
+        </w:tabs>
+        <w:spacing w:before="77"/>
+        <w:rPr>
+          <w:bCs/>
+          <w:sz w:val="24"/>
+          <w:szCs w:val="24"/>
+        </w:rPr>
+      </w:pPr>
+      <w:r>
+        <w:rPr>
+          <w:bCs/>
+          <w:sz w:val="24"/>
+          <w:szCs w:val="24"/>
+        </w:rPr>
+        <w:t xml:space="preserve">Created and maintained </w:t>
+      </w:r>
+      <w:r>
+        <w:rPr>
+          <w:b/>
+          <w:bCs/>
+          <w:sz w:val="24"/>
+          <w:szCs w:val="24"/>
+        </w:rPr>
+        <w:t>CI/CD pipelines</w:t>
+      </w:r>
+      <w:r>
+        <w:rPr>
+          <w:bCs/>
+          <w:sz w:val="24"/>
+          <w:szCs w:val="24"/>
+        </w:rPr>
+        <w:t xml:space="preserve"> in </w:t>
+      </w:r>
+      <w:r>
+        <w:rPr>
+          <w:b/>
+          <w:bCs/>
+          <w:sz w:val="24"/>
+          <w:szCs w:val="24"/>
+        </w:rPr>
+        <w:t>Azure DevOps</w:t>
+      </w:r>
+      <w:r>
+        <w:rPr>
+          <w:bCs/>
+          <w:sz w:val="24"/>
+          <w:szCs w:val="24"/>
+        </w:rPr>
+        <w:t xml:space="preserve"> using </w:t>
+      </w:r>
+      <w:r>
+        <w:rPr>
+          <w:b/>
+          <w:bCs/>
+          <w:sz w:val="24"/>
+          <w:szCs w:val="24"/>
+        </w:rPr>
+        <w:t>YAML</w:t>
+      </w:r>
+      <w:r>
+        <w:rPr>
+          <w:bCs/>
+          <w:sz w:val="24"/>
+          <w:szCs w:val="24"/>
+        </w:rPr>
+        <w:t>, streamlining build, test, and deployment workflows.</w:t>
+      </w:r>
+    </w:p>
+    <w:p>
+      <w:pPr>
+        <w:numPr>
+          <w:ilvl w:val="0"/>
+          <w:numId w:val="27"/>
+        </w:numPr>
+        <w:tabs>
+          <w:tab w:val="left" w:pos="10201"/>
+        </w:tabs>
+        <w:spacing w:before="77"/>
+        <w:rPr>
+          <w:bCs/>
+          <w:sz w:val="24"/>
+          <w:szCs w:val="24"/>
+        </w:rPr>
+      </w:pPr>
+      <w:r>
+        <w:rPr>
+          <w:bCs/>
+          <w:sz w:val="24"/>
+          <w:szCs w:val="24"/>
+        </w:rPr>
+        <w:t>Integrated automated testing frameworks into pipelines, ensuring continuous delivery with minimal manual intervention.</w:t>
+      </w:r>
+    </w:p>
+    <w:p>
+      <w:pPr>
+        <w:numPr>
+          <w:ilvl w:val="0"/>
+          <w:numId w:val="27"/>
+        </w:numPr>
+        <w:tabs>
+          <w:tab w:val="left" w:pos="10201"/>
+        </w:tabs>
+        <w:spacing w:before="77"/>
+        <w:rPr>
+          <w:bCs/>
+          <w:sz w:val="24"/>
+          <w:szCs w:val="24"/>
+        </w:rPr>
+      </w:pPr>
+      <w:r>
+        <w:rPr>
+          <w:bCs/>
+          <w:sz w:val="24"/>
+          <w:szCs w:val="24"/>
+        </w:rPr>
+        <w:t>Delivered production support by analyzing real-time application logs and proactively resolving issues in Azure environments.</w:t>
+      </w:r>
+    </w:p>
+    <w:p>
+      <w:pPr>
+        <w:numPr>
+          <w:ilvl w:val="0"/>
+          <w:numId w:val="27"/>
+        </w:numPr>
+        <w:tabs>
+          <w:tab w:val="left" w:pos="10201"/>
+        </w:tabs>
+        <w:spacing w:before="77"/>
+        <w:rPr>
+          <w:bCs/>
+          <w:sz w:val="24"/>
+          <w:szCs w:val="24"/>
+        </w:rPr>
+      </w:pPr>
+      <w:r>
+        <w:rPr>
+          <w:bCs/>
+          <w:sz w:val="24"/>
+          <w:szCs w:val="24"/>
+        </w:rPr>
+        <w:t>Engineered complete application modules based on evolving business requirements, following clean code principles and design patterns.</w:t>
+      </w:r>
+    </w:p>
+    <w:p>
+      <w:pPr>
+        <w:numPr>
+          <w:ilvl w:val="0"/>
+          <w:numId w:val="27"/>
+        </w:numPr>
+        <w:tabs>
+          <w:tab w:val="left" w:pos="10201"/>
+        </w:tabs>
+        <w:spacing w:before="77"/>
+        <w:rPr>
+          <w:bCs/>
+          <w:sz w:val="24"/>
+          <w:szCs w:val="24"/>
+        </w:rPr>
+      </w:pPr>
+      <w:r>
+        <w:rPr>
+          <w:bCs/>
+          <w:sz w:val="24"/>
+          <w:szCs w:val="24"/>
+        </w:rPr>
+        <w:t xml:space="preserve">Optimized </w:t>
+      </w:r>
+      <w:r>
+        <w:rPr>
+          <w:b/>
+          <w:bCs/>
+          <w:sz w:val="24"/>
+          <w:szCs w:val="24"/>
+        </w:rPr>
+        <w:t>key-value storage systems</w:t>
+      </w:r>
+      <w:r>
+        <w:rPr>
+          <w:bCs/>
+          <w:sz w:val="24"/>
+          <w:szCs w:val="24"/>
+        </w:rPr>
+        <w:t xml:space="preserve"> to accelerate </w:t>
+      </w:r>
+      <w:r>
+        <w:rPr>
+          <w:b/>
+          <w:bCs/>
+          <w:sz w:val="24"/>
+          <w:szCs w:val="24"/>
+        </w:rPr>
+        <w:t>model inference</w:t>
+      </w:r>
+      <w:r>
+        <w:rPr>
+          <w:bCs/>
+          <w:sz w:val="24"/>
+          <w:szCs w:val="24"/>
+        </w:rPr>
+        <w:t xml:space="preserve"> and support scalable AI-driven features.</w:t>
+      </w:r>
+    </w:p>
+    <w:p>
+      <w:pPr>
+        <w:numPr>
+          <w:ilvl w:val="0"/>
+          <w:numId w:val="27"/>
+        </w:numPr>
+        <w:tabs>
+          <w:tab w:val="left" w:pos="10201"/>
+        </w:tabs>
+        <w:spacing w:before="77"/>
+        <w:rPr>
+          <w:bCs/>
+          <w:sz w:val="24"/>
+          <w:szCs w:val="24"/>
+        </w:rPr>
+      </w:pPr>
+      <w:r>
+        <w:rPr>
+          <w:bCs/>
+          <w:sz w:val="24"/>
+          <w:szCs w:val="24"/>
+        </w:rPr>
+        <w:t xml:space="preserve">Built and supported infrastructure components for </w:t>
+      </w:r>
+      <w:r>
+        <w:rPr>
+          <w:b/>
+          <w:bCs/>
+          <w:sz w:val="24"/>
+          <w:szCs w:val="24"/>
+        </w:rPr>
+        <w:t>Generative AI</w:t>
+      </w:r>
+      <w:r>
+        <w:rPr>
+          <w:bCs/>
+          <w:sz w:val="24"/>
+          <w:szCs w:val="24"/>
+        </w:rPr>
+        <w:t xml:space="preserve"> features, ensuring reliability and performance at scale.</w:t>
+      </w:r>
+    </w:p>
+    <w:p>
+      <w:pPr>
+        <w:numPr>
+          <w:ilvl w:val="0"/>
+          <w:numId w:val="27"/>
+        </w:numPr>
+        <w:tabs>
+          <w:tab w:val="left" w:pos="10201"/>
+        </w:tabs>
+        <w:spacing w:before="77"/>
+        <w:rPr>
+          <w:bCs/>
+          <w:sz w:val="24"/>
+          <w:szCs w:val="24"/>
+        </w:rPr>
+      </w:pPr>
+      <w:r>
+        <w:rPr>
+          <w:bCs/>
+          <w:sz w:val="24"/>
+          <w:szCs w:val="24"/>
+        </w:rPr>
+        <w:t xml:space="preserve">Led rapid prototyping efforts for new features using emerging </w:t>
+      </w:r>
+      <w:r>
+        <w:rPr>
+          <w:b/>
+          <w:bCs/>
+          <w:sz w:val="24"/>
+          <w:szCs w:val="24"/>
+        </w:rPr>
+        <w:t>Generative AI technologies</w:t>
+      </w:r>
+      <w:r>
+        <w:rPr>
+          <w:bCs/>
+          <w:sz w:val="24"/>
+          <w:szCs w:val="24"/>
+        </w:rPr>
+        <w:t>.</w:t>
+      </w:r>
+    </w:p>
+    <w:p>
+      <w:pPr>
+        <w:numPr>
+          <w:ilvl w:val="0"/>
+          <w:numId w:val="27"/>
+        </w:numPr>
+        <w:tabs>
+          <w:tab w:val="left" w:pos="10201"/>
+        </w:tabs>
+        <w:spacing w:before="77"/>
+        <w:rPr>
+          <w:bCs/>
+          <w:sz w:val="24"/>
+          <w:szCs w:val="24"/>
+        </w:rPr>
+      </w:pPr>
+      <w:r>
+        <w:rPr>
+          <w:bCs/>
+          <w:sz w:val="24"/>
+          <w:szCs w:val="24"/>
+        </w:rPr>
+        <w:t>Conducted peer code reviews, offering constructive feedback to maintain high code quality and alignment with best practices.</w:t>
+      </w:r>
+    </w:p>
+    <w:p>
+      <w:pPr>
+        <w:numPr>
+          <w:ilvl w:val="0"/>
+          <w:numId w:val="27"/>
+        </w:numPr>
+        <w:tabs>
+          <w:tab w:val="left" w:pos="10201"/>
+        </w:tabs>
+        <w:spacing w:before="77"/>
+        <w:rPr>
+          <w:bCs/>
+          <w:sz w:val="24"/>
+          <w:szCs w:val="24"/>
+        </w:rPr>
+      </w:pPr>
+      <w:r>
+        <w:rPr>
+          <w:bCs/>
+          <w:sz w:val="24"/>
+          <w:szCs w:val="24"/>
+        </w:rPr>
+        <w:t>Maintained and updated technical documentation in alignment with product enhancements and user feedback.</w:t>
+      </w:r>
+    </w:p>
+    <w:p>
+      <w:pPr>
+        <w:tabs>
+          <w:tab w:val="left" w:pos="10201"/>
+        </w:tabs>
+        <w:spacing w:before="77"/>
+        <w:rPr>
+          <w:b/>
+          <w:sz w:val="24"/>
+          <w:szCs w:val="24"/>
         </w:rPr>
       </w:pPr>
     </w:p>
@@ -3098,6 +3643,7 @@
           <w:sz w:val="28"/>
           <w:szCs w:val="28"/>
         </w:rPr>
+        <w:lastRenderedPageBreak/>
         <w:t xml:space="preserve">                                                         </w:t>
       </w:r>
       <w:r>
@@ -3248,7 +3794,14 @@
           <w:sz w:val="24"/>
           <w:szCs w:val="24"/>
         </w:rPr>
-        <w:t>Secure Delivery for Cloud Native Java Backend Developers | Security Innovation by Mindtree |</w:t>
+        <w:t xml:space="preserve">Secure Delivery for Cloud Native Java Backend Developers | Security Innovation by </w:t>
+      </w:r>
+      <w:r>
+        <w:rPr>
+          <w:sz w:val="24"/>
+          <w:szCs w:val="24"/>
+        </w:rPr>
+        <w:t>Mindtree.</w:t>
       </w:r>
     </w:p>
     <w:p>
@@ -3284,7 +3837,14 @@
           <w:sz w:val="24"/>
           <w:szCs w:val="24"/>
         </w:rPr>
-        <w:t xml:space="preserve">Secure Delivery for Java Developers Learning Path | Security Innovation by Mindtree | </w:t>
+        <w:t>Secure Delivery for Java Developers Learning Path | Security Innovation by Mindtree</w:t>
+      </w:r>
+      <w:r>
+        <w:rPr>
+          <w:sz w:val="24"/>
+          <w:szCs w:val="24"/>
+        </w:rPr>
+        <w:t>.</w:t>
       </w:r>
     </w:p>
     <w:p>
@@ -5234,6 +5794,155 @@
     </w:lvl>
   </w:abstractNum>
   <w:abstractNum w:abstractNumId="14" w15:restartNumberingAfterBreak="0">
+    <w:nsid w:val="3A9D4B11"/>
+    <w:multiLevelType w:val="multilevel"/>
+    <w:tmpl w:val="3B1644FE"/>
+    <w:lvl w:ilvl="0">
+      <w:start w:val="1"/>
+      <w:numFmt w:val="bullet"/>
+      <w:lvlText w:val=""/>
+      <w:lvlJc w:val="left"/>
+      <w:pPr>
+        <w:tabs>
+          <w:tab w:val="num" w:pos="720"/>
+        </w:tabs>
+        <w:ind w:left="720" w:hanging="360"/>
+      </w:pPr>
+      <w:rPr>
+        <w:rFonts w:ascii="Symbol" w:hAnsi="Symbol" w:hint="default"/>
+        <w:sz w:val="20"/>
+      </w:rPr>
+    </w:lvl>
+    <w:lvl w:ilvl="1" w:tentative="1">
+      <w:start w:val="1"/>
+      <w:numFmt w:val="bullet"/>
+      <w:lvlText w:val="o"/>
+      <w:lvlJc w:val="left"/>
+      <w:pPr>
+        <w:tabs>
+          <w:tab w:val="num" w:pos="1440"/>
+        </w:tabs>
+        <w:ind w:left="1440" w:hanging="360"/>
+      </w:pPr>
+      <w:rPr>
+        <w:rFonts w:ascii="Courier New" w:hAnsi="Courier New" w:hint="default"/>
+        <w:sz w:val="20"/>
+      </w:rPr>
+    </w:lvl>
+    <w:lvl w:ilvl="2" w:tentative="1">
+      <w:start w:val="1"/>
+      <w:numFmt w:val="bullet"/>
+      <w:lvlText w:val=""/>
+      <w:lvlJc w:val="left"/>
+      <w:pPr>
+        <w:tabs>
+          <w:tab w:val="num" w:pos="2160"/>
+        </w:tabs>
+        <w:ind w:left="2160" w:hanging="360"/>
+      </w:pPr>
+      <w:rPr>
+        <w:rFonts w:ascii="Wingdings" w:hAnsi="Wingdings" w:hint="default"/>
+        <w:sz w:val="20"/>
+      </w:rPr>
+    </w:lvl>
+    <w:lvl w:ilvl="3" w:tentative="1">
+      <w:start w:val="1"/>
+      <w:numFmt w:val="bullet"/>
+      <w:lvlText w:val=""/>
+      <w:lvlJc w:val="left"/>
+      <w:pPr>
+        <w:tabs>
+          <w:tab w:val="num" w:pos="2880"/>
+        </w:tabs>
+        <w:ind w:left="2880" w:hanging="360"/>
+      </w:pPr>
+      <w:rPr>
+        <w:rFonts w:ascii="Wingdings" w:hAnsi="Wingdings" w:hint="default"/>
+        <w:sz w:val="20"/>
+      </w:rPr>
+    </w:lvl>
+    <w:lvl w:ilvl="4" w:tentative="1">
+      <w:start w:val="1"/>
+      <w:numFmt w:val="bullet"/>
+      <w:lvlText w:val=""/>
+      <w:lvlJc w:val="left"/>
+      <w:pPr>
+        <w:tabs>
+          <w:tab w:val="num" w:pos="3600"/>
+        </w:tabs>
+        <w:ind w:left="3600" w:hanging="360"/>
+      </w:pPr>
+      <w:rPr>
+        <w:rFonts w:ascii="Wingdings" w:hAnsi="Wingdings" w:hint="default"/>
+        <w:sz w:val="20"/>
+      </w:rPr>
+    </w:lvl>
+    <w:lvl w:ilvl="5" w:tentative="1">
+      <w:start w:val="1"/>
+      <w:numFmt w:val="bullet"/>
+      <w:lvlText w:val=""/>
+      <w:lvlJc w:val="left"/>
+      <w:pPr>
+        <w:tabs>
+          <w:tab w:val="num" w:pos="4320"/>
+        </w:tabs>
+        <w:ind w:left="4320" w:hanging="360"/>
+      </w:pPr>
+      <w:rPr>
+        <w:rFonts w:ascii="Wingdings" w:hAnsi="Wingdings" w:hint="default"/>
+        <w:sz w:val="20"/>
+      </w:rPr>
+    </w:lvl>
+    <w:lvl w:ilvl="6" w:tentative="1">
+      <w:start w:val="1"/>
+      <w:numFmt w:val="bullet"/>
+      <w:lvlText w:val=""/>
+      <w:lvlJc w:val="left"/>
+      <w:pPr>
+        <w:tabs>
+          <w:tab w:val="num" w:pos="5040"/>
+        </w:tabs>
+        <w:ind w:left="5040" w:hanging="360"/>
+      </w:pPr>
+      <w:rPr>
+        <w:rFonts w:ascii="Wingdings" w:hAnsi="Wingdings" w:hint="default"/>
+        <w:sz w:val="20"/>
+      </w:rPr>
+    </w:lvl>
+    <w:lvl w:ilvl="7" w:tentative="1">
+      <w:start w:val="1"/>
+      <w:numFmt w:val="bullet"/>
+      <w:lvlText w:val=""/>
+      <w:lvlJc w:val="left"/>
+      <w:pPr>
+        <w:tabs>
+          <w:tab w:val="num" w:pos="5760"/>
+        </w:tabs>
+        <w:ind w:left="5760" w:hanging="360"/>
+      </w:pPr>
+      <w:rPr>
+        <w:rFonts w:ascii="Wingdings" w:hAnsi="Wingdings" w:hint="default"/>
+        <w:sz w:val="20"/>
+      </w:rPr>
+    </w:lvl>
+    <w:lvl w:ilvl="8" w:tentative="1">
+      <w:start w:val="1"/>
+      <w:numFmt w:val="bullet"/>
+      <w:lvlText w:val=""/>
+      <w:lvlJc w:val="left"/>
+      <w:pPr>
+        <w:tabs>
+          <w:tab w:val="num" w:pos="6480"/>
+        </w:tabs>
+        <w:ind w:left="6480" w:hanging="360"/>
+      </w:pPr>
+      <w:rPr>
+        <w:rFonts w:ascii="Wingdings" w:hAnsi="Wingdings" w:hint="default"/>
+        <w:sz w:val="20"/>
+      </w:rPr>
+    </w:lvl>
+  </w:abstractNum>
+  <w:abstractNum w:abstractNumId="15" w15:restartNumberingAfterBreak="0">
     <w:nsid w:val="417A227A"/>
     <w:multiLevelType w:val="hybridMultilevel"/>
     <w:tmpl w:val="9656D6C8"/>
@@ -5319,7 +6028,7 @@
       </w:pPr>
     </w:lvl>
   </w:abstractNum>
-  <w:abstractNum w:abstractNumId="15" w15:restartNumberingAfterBreak="0">
+  <w:abstractNum w:abstractNumId="16" w15:restartNumberingAfterBreak="0">
     <w:nsid w:val="47E97187"/>
     <w:multiLevelType w:val="hybridMultilevel"/>
     <w:tmpl w:val="7644B1E0"/>
@@ -5434,7 +6143,7 @@
       </w:rPr>
     </w:lvl>
   </w:abstractNum>
-  <w:abstractNum w:abstractNumId="16" w15:restartNumberingAfterBreak="0">
+  <w:abstractNum w:abstractNumId="17" w15:restartNumberingAfterBreak="0">
     <w:nsid w:val="4AA31738"/>
     <w:multiLevelType w:val="hybridMultilevel"/>
     <w:tmpl w:val="E4341D36"/>
@@ -5548,7 +6257,156 @@
       </w:rPr>
     </w:lvl>
   </w:abstractNum>
-  <w:abstractNum w:abstractNumId="17" w15:restartNumberingAfterBreak="0">
+  <w:abstractNum w:abstractNumId="18" w15:restartNumberingAfterBreak="0">
+    <w:nsid w:val="4F7201A4"/>
+    <w:multiLevelType w:val="multilevel"/>
+    <w:tmpl w:val="21D4365A"/>
+    <w:lvl w:ilvl="0">
+      <w:start w:val="1"/>
+      <w:numFmt w:val="bullet"/>
+      <w:lvlText w:val=""/>
+      <w:lvlJc w:val="left"/>
+      <w:pPr>
+        <w:tabs>
+          <w:tab w:val="num" w:pos="720"/>
+        </w:tabs>
+        <w:ind w:left="720" w:hanging="360"/>
+      </w:pPr>
+      <w:rPr>
+        <w:rFonts w:ascii="Symbol" w:hAnsi="Symbol" w:hint="default"/>
+        <w:sz w:val="20"/>
+      </w:rPr>
+    </w:lvl>
+    <w:lvl w:ilvl="1" w:tentative="1">
+      <w:start w:val="1"/>
+      <w:numFmt w:val="bullet"/>
+      <w:lvlText w:val="o"/>
+      <w:lvlJc w:val="left"/>
+      <w:pPr>
+        <w:tabs>
+          <w:tab w:val="num" w:pos="1440"/>
+        </w:tabs>
+        <w:ind w:left="1440" w:hanging="360"/>
+      </w:pPr>
+      <w:rPr>
+        <w:rFonts w:ascii="Courier New" w:hAnsi="Courier New" w:hint="default"/>
+        <w:sz w:val="20"/>
+      </w:rPr>
+    </w:lvl>
+    <w:lvl w:ilvl="2" w:tentative="1">
+      <w:start w:val="1"/>
+      <w:numFmt w:val="bullet"/>
+      <w:lvlText w:val=""/>
+      <w:lvlJc w:val="left"/>
+      <w:pPr>
+        <w:tabs>
+          <w:tab w:val="num" w:pos="2160"/>
+        </w:tabs>
+        <w:ind w:left="2160" w:hanging="360"/>
+      </w:pPr>
+      <w:rPr>
+        <w:rFonts w:ascii="Wingdings" w:hAnsi="Wingdings" w:hint="default"/>
+        <w:sz w:val="20"/>
+      </w:rPr>
+    </w:lvl>
+    <w:lvl w:ilvl="3" w:tentative="1">
+      <w:start w:val="1"/>
+      <w:numFmt w:val="bullet"/>
+      <w:lvlText w:val=""/>
+      <w:lvlJc w:val="left"/>
+      <w:pPr>
+        <w:tabs>
+          <w:tab w:val="num" w:pos="2880"/>
+        </w:tabs>
+        <w:ind w:left="2880" w:hanging="360"/>
+      </w:pPr>
+      <w:rPr>
+        <w:rFonts w:ascii="Wingdings" w:hAnsi="Wingdings" w:hint="default"/>
+        <w:sz w:val="20"/>
+      </w:rPr>
+    </w:lvl>
+    <w:lvl w:ilvl="4" w:tentative="1">
+      <w:start w:val="1"/>
+      <w:numFmt w:val="bullet"/>
+      <w:lvlText w:val=""/>
+      <w:lvlJc w:val="left"/>
+      <w:pPr>
+        <w:tabs>
+          <w:tab w:val="num" w:pos="3600"/>
+        </w:tabs>
+        <w:ind w:left="3600" w:hanging="360"/>
+      </w:pPr>
+      <w:rPr>
+        <w:rFonts w:ascii="Wingdings" w:hAnsi="Wingdings" w:hint="default"/>
+        <w:sz w:val="20"/>
+      </w:rPr>
+    </w:lvl>
+    <w:lvl w:ilvl="5" w:tentative="1">
+      <w:start w:val="1"/>
+      <w:numFmt w:val="bullet"/>
+      <w:lvlText w:val=""/>
+      <w:lvlJc w:val="left"/>
+      <w:pPr>
+        <w:tabs>
+          <w:tab w:val="num" w:pos="4320"/>
+        </w:tabs>
+        <w:ind w:left="4320" w:hanging="360"/>
+      </w:pPr>
+      <w:rPr>
+        <w:rFonts w:ascii="Wingdings" w:hAnsi="Wingdings" w:hint="default"/>
+        <w:sz w:val="20"/>
+      </w:rPr>
+    </w:lvl>
+    <w:lvl w:ilvl="6" w:tentative="1">
+      <w:start w:val="1"/>
+      <w:numFmt w:val="bullet"/>
+      <w:lvlText w:val=""/>
+      <w:lvlJc w:val="left"/>
+      <w:pPr>
+        <w:tabs>
+          <w:tab w:val="num" w:pos="5040"/>
+        </w:tabs>
+        <w:ind w:left="5040" w:hanging="360"/>
+      </w:pPr>
+      <w:rPr>
+        <w:rFonts w:ascii="Wingdings" w:hAnsi="Wingdings" w:hint="default"/>
+        <w:sz w:val="20"/>
+      </w:rPr>
+    </w:lvl>
+    <w:lvl w:ilvl="7" w:tentative="1">
+      <w:start w:val="1"/>
+      <w:numFmt w:val="bullet"/>
+      <w:lvlText w:val=""/>
+      <w:lvlJc w:val="left"/>
+      <w:pPr>
+        <w:tabs>
+          <w:tab w:val="num" w:pos="5760"/>
+        </w:tabs>
+        <w:ind w:left="5760" w:hanging="360"/>
+      </w:pPr>
+      <w:rPr>
+        <w:rFonts w:ascii="Wingdings" w:hAnsi="Wingdings" w:hint="default"/>
+        <w:sz w:val="20"/>
+      </w:rPr>
+    </w:lvl>
+    <w:lvl w:ilvl="8" w:tentative="1">
+      <w:start w:val="1"/>
+      <w:numFmt w:val="bullet"/>
+      <w:lvlText w:val=""/>
+      <w:lvlJc w:val="left"/>
+      <w:pPr>
+        <w:tabs>
+          <w:tab w:val="num" w:pos="6480"/>
+        </w:tabs>
+        <w:ind w:left="6480" w:hanging="360"/>
+      </w:pPr>
+      <w:rPr>
+        <w:rFonts w:ascii="Wingdings" w:hAnsi="Wingdings" w:hint="default"/>
+        <w:sz w:val="20"/>
+      </w:rPr>
+    </w:lvl>
+  </w:abstractNum>
+  <w:abstractNum w:abstractNumId="19" w15:restartNumberingAfterBreak="0">
     <w:nsid w:val="5B2734D0"/>
     <w:multiLevelType w:val="multilevel"/>
     <w:tmpl w:val="8084C4D6"/>
@@ -5697,7 +6555,7 @@
       </w:rPr>
     </w:lvl>
   </w:abstractNum>
-  <w:abstractNum w:abstractNumId="18" w15:restartNumberingAfterBreak="0">
+  <w:abstractNum w:abstractNumId="20" w15:restartNumberingAfterBreak="0">
     <w:nsid w:val="637C5D2E"/>
     <w:multiLevelType w:val="hybridMultilevel"/>
     <w:tmpl w:val="D1880C20"/>
@@ -5810,7 +6668,7 @@
       </w:rPr>
     </w:lvl>
   </w:abstractNum>
-  <w:abstractNum w:abstractNumId="19" w15:restartNumberingAfterBreak="0">
+  <w:abstractNum w:abstractNumId="21" w15:restartNumberingAfterBreak="0">
     <w:nsid w:val="698B4FF0"/>
     <w:multiLevelType w:val="multilevel"/>
     <w:tmpl w:val="C62E6E9A"/>
@@ -5959,7 +6817,7 @@
       </w:rPr>
     </w:lvl>
   </w:abstractNum>
-  <w:abstractNum w:abstractNumId="20" w15:restartNumberingAfterBreak="0">
+  <w:abstractNum w:abstractNumId="22" w15:restartNumberingAfterBreak="0">
     <w:nsid w:val="6AF204AF"/>
     <w:multiLevelType w:val="hybridMultilevel"/>
     <w:tmpl w:val="D1B21F50"/>
@@ -6045,7 +6903,7 @@
       </w:pPr>
     </w:lvl>
   </w:abstractNum>
-  <w:abstractNum w:abstractNumId="21" w15:restartNumberingAfterBreak="0">
+  <w:abstractNum w:abstractNumId="23" w15:restartNumberingAfterBreak="0">
     <w:nsid w:val="70413690"/>
     <w:multiLevelType w:val="hybridMultilevel"/>
     <w:tmpl w:val="B4943E5E"/>
@@ -6160,7 +7018,7 @@
       </w:rPr>
     </w:lvl>
   </w:abstractNum>
-  <w:abstractNum w:abstractNumId="22" w15:restartNumberingAfterBreak="0">
+  <w:abstractNum w:abstractNumId="24" w15:restartNumberingAfterBreak="0">
     <w:nsid w:val="729B7625"/>
     <w:multiLevelType w:val="hybridMultilevel"/>
     <w:tmpl w:val="50320138"/>
@@ -6274,7 +7132,7 @@
       </w:rPr>
     </w:lvl>
   </w:abstractNum>
-  <w:abstractNum w:abstractNumId="23" w15:restartNumberingAfterBreak="0">
+  <w:abstractNum w:abstractNumId="25" w15:restartNumberingAfterBreak="0">
     <w:nsid w:val="73C764E8"/>
     <w:multiLevelType w:val="hybridMultilevel"/>
     <w:tmpl w:val="FB1E4678"/>
@@ -6388,7 +7246,7 @@
       </w:rPr>
     </w:lvl>
   </w:abstractNum>
-  <w:abstractNum w:abstractNumId="24" w15:restartNumberingAfterBreak="0">
+  <w:abstractNum w:abstractNumId="26" w15:restartNumberingAfterBreak="0">
     <w:nsid w:val="74CB50DF"/>
     <w:multiLevelType w:val="multilevel"/>
     <w:tmpl w:val="72C468A0"/>
@@ -6537,7 +7395,7 @@
       </w:rPr>
     </w:lvl>
   </w:abstractNum>
-  <w:abstractNum w:abstractNumId="25" w15:restartNumberingAfterBreak="0">
+  <w:abstractNum w:abstractNumId="27" w15:restartNumberingAfterBreak="0">
     <w:nsid w:val="76DF1CBB"/>
     <w:multiLevelType w:val="hybridMultilevel"/>
     <w:tmpl w:val="D1B21F50"/>
@@ -6624,37 +7482,37 @@
     </w:lvl>
   </w:abstractNum>
   <w:num w:numId="1" w16cid:durableId="1156914394">
-    <w:abstractNumId w:val="23"/>
+    <w:abstractNumId w:val="25"/>
   </w:num>
   <w:num w:numId="2" w16cid:durableId="1906991938">
     <w:abstractNumId w:val="12"/>
   </w:num>
   <w:num w:numId="3" w16cid:durableId="2077587876">
-    <w:abstractNumId w:val="18"/>
+    <w:abstractNumId w:val="20"/>
   </w:num>
   <w:num w:numId="4" w16cid:durableId="1979845982">
-    <w:abstractNumId w:val="16"/>
+    <w:abstractNumId w:val="17"/>
   </w:num>
   <w:num w:numId="5" w16cid:durableId="1689286531">
     <w:abstractNumId w:val="6"/>
   </w:num>
   <w:num w:numId="6" w16cid:durableId="1562322341">
-    <w:abstractNumId w:val="20"/>
+    <w:abstractNumId w:val="22"/>
   </w:num>
   <w:num w:numId="7" w16cid:durableId="2078504049">
-    <w:abstractNumId w:val="25"/>
+    <w:abstractNumId w:val="27"/>
   </w:num>
   <w:num w:numId="8" w16cid:durableId="1212616251">
     <w:abstractNumId w:val="4"/>
   </w:num>
   <w:num w:numId="9" w16cid:durableId="1994947023">
-    <w:abstractNumId w:val="14"/>
+    <w:abstractNumId w:val="15"/>
   </w:num>
   <w:num w:numId="10" w16cid:durableId="587421258">
     <w:abstractNumId w:val="2"/>
   </w:num>
   <w:num w:numId="11" w16cid:durableId="856504474">
-    <w:abstractNumId w:val="22"/>
+    <w:abstractNumId w:val="24"/>
   </w:num>
   <w:num w:numId="12" w16cid:durableId="1011764785">
     <w:abstractNumId w:val="0"/>
@@ -6663,16 +7521,16 @@
     <w:abstractNumId w:val="1"/>
   </w:num>
   <w:num w:numId="14" w16cid:durableId="128936010">
-    <w:abstractNumId w:val="15"/>
+    <w:abstractNumId w:val="16"/>
   </w:num>
   <w:num w:numId="15" w16cid:durableId="2011978309">
-    <w:abstractNumId w:val="21"/>
+    <w:abstractNumId w:val="23"/>
   </w:num>
   <w:num w:numId="16" w16cid:durableId="50857408">
     <w:abstractNumId w:val="11"/>
   </w:num>
   <w:num w:numId="17" w16cid:durableId="869875202">
-    <w:abstractNumId w:val="19"/>
+    <w:abstractNumId w:val="21"/>
   </w:num>
   <w:num w:numId="18" w16cid:durableId="2001349797">
     <w:abstractNumId w:val="5"/>
@@ -6687,10 +7545,10 @@
     <w:abstractNumId w:val="13"/>
   </w:num>
   <w:num w:numId="22" w16cid:durableId="1541161848">
-    <w:abstractNumId w:val="17"/>
+    <w:abstractNumId w:val="19"/>
   </w:num>
   <w:num w:numId="23" w16cid:durableId="767500626">
-    <w:abstractNumId w:val="24"/>
+    <w:abstractNumId w:val="26"/>
   </w:num>
   <w:num w:numId="24" w16cid:durableId="1558587392">
     <w:abstractNumId w:val="8"/>
@@ -6700,6 +7558,12 @@
   </w:num>
   <w:num w:numId="26" w16cid:durableId="1869682411">
     <w:abstractNumId w:val="3"/>
+  </w:num>
+  <w:num w:numId="27" w16cid:durableId="881215201">
+    <w:abstractNumId w:val="18"/>
+  </w:num>
+  <w:num w:numId="28" w16cid:durableId="294414494">
+    <w:abstractNumId w:val="14"/>
   </w:num>
 </w:numbering>
 </file>
@@ -7134,7 +7998,6 @@
   <w:style w:type="character" w:default="1" w:styleId="DefaultParagraphFont">
     <w:name w:val="Default Paragraph Font"/>
     <w:uiPriority w:val="1"/>
-    <w:semiHidden/>
     <w:unhideWhenUsed/>
   </w:style>
   <w:style w:type="table" w:default="1" w:styleId="TableNormal">
